--- a/08_组员资料/成员4_Part4_交付/ID-Coo_报告提交框架_EN_R9完成_R10四页版.docx
+++ b/08_组员资料/成员4_Part4_交付/ID-Coo_报告提交框架_EN_R9完成_R10四页版.docx
@@ -457,15 +457,7 @@
               <w:spacing w:after="0" w:line="240" w:lineRule="auto"/>
             </w:pPr>
             <w:r>
-              <w:t xml:space="preserve">by the </w:t>
-            </w:r>
-            <w:proofErr w:type="gramStart"/>
-            <w:r>
-              <w:t>School</w:t>
-            </w:r>
-            <w:proofErr w:type="gramEnd"/>
-            <w:r>
-              <w:t>;</w:t>
+              <w:t>by the School;</w:t>
             </w:r>
           </w:p>
           <w:p>
@@ -623,15 +615,7 @@
               <w:t>all text quoted</w:t>
             </w:r>
             <w:r>
-              <w:t xml:space="preserve"> from books, journals and online sources, in accordance with the </w:t>
-            </w:r>
-            <w:proofErr w:type="gramStart"/>
-            <w:r>
-              <w:t>School’s</w:t>
-            </w:r>
-            <w:proofErr w:type="gramEnd"/>
-            <w:r>
-              <w:t xml:space="preserve"> accepted referencing style(s).</w:t>
+              <w:t xml:space="preserve"> from books, journals and online sources, in accordance with the School’s accepted referencing style(s).</w:t>
             </w:r>
           </w:p>
         </w:tc>
@@ -986,15 +970,7 @@
           </w:tcPr>
           <w:p>
             <w:r>
-              <w:t xml:space="preserve">In addition, I understand that any false claim in respect of this work will result in conduct action in accordance with </w:t>
-            </w:r>
-            <w:proofErr w:type="gramStart"/>
-            <w:r>
-              <w:t>University</w:t>
-            </w:r>
-            <w:proofErr w:type="gramEnd"/>
-            <w:r>
-              <w:t xml:space="preserve"> regulations</w:t>
+              <w:t>In addition, I understand that any false claim in respect of this work will result in conduct action in accordance with University regulations</w:t>
             </w:r>
           </w:p>
         </w:tc>
@@ -1132,15 +1108,7 @@
               <w:t xml:space="preserve">, </w:t>
             </w:r>
             <w:r>
-              <w:t xml:space="preserve">except </w:t>
-            </w:r>
-            <w:proofErr w:type="gramStart"/>
-            <w:r>
-              <w:t>where</w:t>
-            </w:r>
-            <w:proofErr w:type="gramEnd"/>
-            <w:r>
-              <w:t xml:space="preserve"> indicated by referencing, and that I have followed the good academic practices noted above</w:t>
+              <w:t>except where indicated by referencing, and that I have followed the good academic practices noted above</w:t>
             </w:r>
           </w:p>
           <w:p>
@@ -1547,15 +1515,7 @@
             </w:r>
             <w:proofErr w:type="spellEnd"/>
             <w:r>
-              <w:t xml:space="preserve"> the identification affects farm operation and individual cows </w:t>
-            </w:r>
-            <w:proofErr w:type="gramStart"/>
-            <w:r>
-              <w:t>on a daily basis</w:t>
-            </w:r>
-            <w:proofErr w:type="gramEnd"/>
-            <w:r>
-              <w:t xml:space="preserve"> as well as the LIS system and milk buyer information.</w:t>
+              <w:t xml:space="preserve"> the identification affects farm operation and individual cows on a daily basis as well as the LIS system and milk buyer information.</w:t>
             </w:r>
           </w:p>
           <w:p>
@@ -2156,36 +2116,12 @@
           </w:p>
           <w:p>
             <w:r>
-              <w:t xml:space="preserve">The target customers are dairy farms in Northern England with an existing handling race, electronic tags and a genuine verification burden. Neither AHDB’s 6,850 Great Britain dairy producers [13] nor Defra’s 1.849 million UK dairy cattle [14] </w:t>
-            </w:r>
-            <w:proofErr w:type="gramStart"/>
-            <w:r>
-              <w:t>states</w:t>
-            </w:r>
-            <w:proofErr w:type="gramEnd"/>
-            <w:r>
-              <w:t xml:space="preserve"> the Northern England farm count directly.</w:t>
+              <w:t>The target customers are dairy farms in Northern England with an existing handling race, electronic tags and a genuine verification burden. Neither AHDB’s 6,850 Great Britain dairy producers [13] nor Defra’s 1.849 million UK dairy cattle [14] states the Northern England farm count directly.</w:t>
             </w:r>
           </w:p>
           <w:p>
             <w:r>
-              <w:t>This report therefore estimates it from Defra's 2024 regional profiles [15]: total farms (agricultural area ÷ average farm size, Table 1.1) multiplied by the dairy share of holdings (Figure 1.7) gives ≈1,240 (</w:t>
-            </w:r>
-            <w:proofErr w:type="gramStart"/>
-            <w:r>
-              <w:t>North West</w:t>
-            </w:r>
-            <w:proofErr w:type="gramEnd"/>
-            <w:r>
-              <w:t>), ≈406 (Yorkshire &amp; the Humber) and ≈63 (</w:t>
-            </w:r>
-            <w:proofErr w:type="gramStart"/>
-            <w:r>
-              <w:t>North East</w:t>
-            </w:r>
-            <w:proofErr w:type="gramEnd"/>
-            <w:r>
-              <w:t xml:space="preserve">), </w:t>
+              <w:t xml:space="preserve">This report therefore estimates it from Defra's 2024 regional profiles [15]: total farms (agricultural area ÷ average farm size, Table 1.1) multiplied by the dairy share of holdings (Figure 1.7) gives ≈1,240 (North West), ≈406 (Yorkshire &amp; the Humber) and ≈63 (North East), </w:t>
             </w:r>
             <w:proofErr w:type="spellStart"/>
             <w:r>
@@ -2332,15 +2268,7 @@
           </w:p>
           <w:p>
             <w:r>
-              <w:t xml:space="preserve">One implementation adjustment remains: per-head isolation may bottleneck </w:t>
-            </w:r>
-            <w:proofErr w:type="gramStart"/>
-            <w:r>
-              <w:t>throughput</w:t>
-            </w:r>
-            <w:proofErr w:type="gramEnd"/>
-            <w:r>
-              <w:t xml:space="preserve"> and first-time safe separation is unvalidated, so version one uses manual confirmation of single-animal entry, with automation only after validation. This constrains </w:t>
+              <w:t xml:space="preserve">One implementation adjustment remains: per-head isolation may bottleneck throughput and first-time safe separation is unvalidated, so version one uses manual confirmation of single-animal entry, with automation only after validation. This constrains </w:t>
             </w:r>
             <w:proofErr w:type="spellStart"/>
             <w:r>
@@ -2442,416 +2370,135 @@
             <w:tcW w:w="9016" w:type="dxa"/>
           </w:tcPr>
           <w:p>
-            <w:pPr>
-              <w:keepLines/>
-              <w:spacing w:after="80" w:line="254" w:lineRule="auto"/>
-            </w:pPr>
-            <w:r>
-              <w:rPr>
-                <w:rFonts w:ascii="Aptos" w:hAnsi="Aptos"/>
-                <w:sz w:val="20"/>
-              </w:rPr>
+            <w:r>
               <w:t xml:space="preserve">Section 8 identifies reliable identity attribution, clear exception outcomes, safe handling, local continuity, maintainability and measurable value as the attributes customers need. The following ten user requirements state the outcomes the product/service must deliver. Each is a </w:t>
             </w:r>
             <w:proofErr w:type="spellStart"/>
             <w:r>
-              <w:rPr>
-                <w:rFonts w:ascii="Aptos" w:hAnsi="Aptos"/>
-                <w:sz w:val="20"/>
-              </w:rPr>
               <w:t>MoSCoW</w:t>
             </w:r>
             <w:proofErr w:type="spellEnd"/>
             <w:r>
-              <w:rPr>
-                <w:rFonts w:ascii="Aptos" w:hAnsi="Aptos"/>
-                <w:sz w:val="20"/>
-              </w:rPr>
               <w:t xml:space="preserve"> Must have</w:t>
             </w:r>
             <w:r>
-              <w:rPr>
-                <w:rFonts w:ascii="Aptos" w:hAnsi="Aptos"/>
-                <w:sz w:val="20"/>
-              </w:rPr>
               <w:t>.</w:t>
             </w:r>
             <w:r>
-              <w:rPr>
-                <w:rFonts w:ascii="Aptos" w:hAnsi="Aptos"/>
-                <w:sz w:val="20"/>
-              </w:rPr>
               <w:t xml:space="preserve"> Section 10 describes the proposed design.</w:t>
             </w:r>
           </w:p>
           <w:p>
-            <w:pPr>
-              <w:keepLines/>
-              <w:spacing w:after="44" w:line="254" w:lineRule="auto"/>
-            </w:pPr>
-            <w:r>
-              <w:rPr>
-                <w:rFonts w:ascii="Aptos" w:hAnsi="Aptos"/>
-                <w:b/>
-                <w:sz w:val="20"/>
-              </w:rPr>
+            <w:r>
               <w:t>UR1</w:t>
             </w:r>
             <w:r>
-              <w:rPr>
-                <w:rFonts w:ascii="Aptos" w:hAnsi="Aptos"/>
-                <w:b/>
-                <w:sz w:val="20"/>
-              </w:rPr>
               <w:t>:</w:t>
             </w:r>
             <w:r>
-              <w:rPr>
-                <w:rFonts w:ascii="Aptos" w:hAnsi="Aptos"/>
-                <w:b/>
-                <w:sz w:val="20"/>
-              </w:rPr>
-              <w:t xml:space="preserve"> </w:t>
-            </w:r>
-            <w:r>
-              <w:rPr>
-                <w:rFonts w:ascii="Aptos" w:hAnsi="Aptos"/>
-                <w:sz w:val="20"/>
-              </w:rPr>
-              <w:t>The system must link each passage to the correct cow when a valid electronic identifier is available. A wrong identity can corrupt treatment and herd records, making reliable attribution essential to the problem defined in Section 2.</w:t>
+              <w:t xml:space="preserve"> The system must link each passage to the correct cow when a valid electronic identifier is available. A wrong identity can corrupt treatment and herd records, making reliable attribution essential to the problem defined in Section 2.</w:t>
             </w:r>
           </w:p>
           <w:p>
-            <w:pPr>
-              <w:keepLines/>
-              <w:spacing w:after="44" w:line="254" w:lineRule="auto"/>
-            </w:pPr>
-            <w:r>
-              <w:rPr>
-                <w:rFonts w:ascii="Aptos" w:hAnsi="Aptos"/>
-                <w:b/>
-                <w:sz w:val="20"/>
-              </w:rPr>
+            <w:r>
               <w:t>UR2</w:t>
             </w:r>
             <w:r>
-              <w:rPr>
-                <w:rFonts w:ascii="Aptos" w:hAnsi="Aptos"/>
-                <w:b/>
-                <w:sz w:val="20"/>
-              </w:rPr>
               <w:t>:</w:t>
             </w:r>
             <w:r>
-              <w:rPr>
-                <w:rFonts w:ascii="Aptos" w:hAnsi="Aptos"/>
-                <w:b/>
-                <w:sz w:val="20"/>
-              </w:rPr>
-              <w:t xml:space="preserve"> </w:t>
-            </w:r>
-            <w:r>
-              <w:rPr>
-                <w:rFonts w:ascii="Aptos" w:hAnsi="Aptos"/>
-                <w:sz w:val="20"/>
-              </w:rPr>
-              <w:t>The system must leave unconfirmed identity unresolved and make the case available for safe staff review, pausing intake if review cannot continue. Tags can be lost or unreadable [3], [6]; a guessed identity would recreate the original record error.</w:t>
+              <w:t xml:space="preserve"> The system must leave unconfirmed identity unresolved and make the case available for safe staff review, pausing intake if review cannot continue. Tags can be lost or unreadable [3], [6]; a guessed identity would recreate the original record error.</w:t>
             </w:r>
           </w:p>
           <w:p>
-            <w:pPr>
-              <w:keepLines/>
-              <w:spacing w:after="44" w:line="254" w:lineRule="auto"/>
-            </w:pPr>
-            <w:r>
-              <w:rPr>
-                <w:rFonts w:ascii="Aptos" w:hAnsi="Aptos"/>
-                <w:b/>
-                <w:sz w:val="20"/>
-              </w:rPr>
+            <w:r>
               <w:t>UR3</w:t>
             </w:r>
             <w:r>
-              <w:rPr>
-                <w:rFonts w:ascii="Aptos" w:hAnsi="Aptos"/>
-                <w:b/>
-                <w:sz w:val="20"/>
-              </w:rPr>
               <w:t>:</w:t>
             </w:r>
             <w:r>
-              <w:rPr>
-                <w:rFonts w:ascii="Aptos" w:hAnsi="Aptos"/>
-                <w:b/>
-                <w:sz w:val="20"/>
-              </w:rPr>
-              <w:t xml:space="preserve"> </w:t>
-            </w:r>
-            <w:r>
-              <w:rPr>
-                <w:rFonts w:ascii="Aptos" w:hAnsi="Aptos"/>
-                <w:sz w:val="20"/>
-              </w:rPr>
-              <w:t>The system must not record cattle passing together or closely following as one confirmed animal. Otherwise a neighbouring identifier could be attributed to the wrong cow, undermining the identity assurance required in Section 8.</w:t>
+              <w:t xml:space="preserve"> The system must not record cattle passing together or closely following as one confirmed animal. Otherwise a neighbouring identifier could be attributed to the wrong cow, undermining the identity assurance required in Section 8.</w:t>
             </w:r>
           </w:p>
           <w:p>
-            <w:pPr>
-              <w:keepLines/>
-              <w:spacing w:after="44" w:line="254" w:lineRule="auto"/>
-            </w:pPr>
-            <w:r>
-              <w:rPr>
-                <w:rFonts w:ascii="Aptos" w:hAnsi="Aptos"/>
-                <w:b/>
-                <w:sz w:val="20"/>
-              </w:rPr>
+            <w:r>
               <w:t>UR4</w:t>
             </w:r>
             <w:r>
-              <w:rPr>
-                <w:rFonts w:ascii="Aptos" w:hAnsi="Aptos"/>
-                <w:b/>
-                <w:sz w:val="20"/>
-              </w:rPr>
               <w:t>:</w:t>
             </w:r>
             <w:r>
-              <w:rPr>
-                <w:rFonts w:ascii="Aptos" w:hAnsi="Aptos"/>
-                <w:b/>
-                <w:sz w:val="20"/>
-              </w:rPr>
-              <w:t xml:space="preserve"> </w:t>
-            </w:r>
-            <w:r>
-              <w:rPr>
-                <w:rFonts w:ascii="Aptos" w:hAnsi="Aptos"/>
-                <w:sz w:val="20"/>
-              </w:rPr>
-              <w:t>Staff must be able to operate, stop and take over the process without entering the cattle path. Cattle handling presents injury risks [25], so external control is needed for routine use.</w:t>
+              <w:t xml:space="preserve"> Staff must be able to operate, stop and take over the process without entering the cattle path. Cattle handling presents injury risks [25], so external control is needed for routine use.</w:t>
             </w:r>
           </w:p>
           <w:p>
-            <w:pPr>
-              <w:keepLines/>
-              <w:spacing w:after="44" w:line="254" w:lineRule="auto"/>
-            </w:pPr>
-            <w:r>
-              <w:rPr>
-                <w:rFonts w:ascii="Aptos" w:hAnsi="Aptos"/>
-                <w:b/>
-                <w:sz w:val="20"/>
-              </w:rPr>
+            <w:r>
               <w:t>UR5</w:t>
             </w:r>
             <w:r>
-              <w:rPr>
-                <w:rFonts w:ascii="Aptos" w:hAnsi="Aptos"/>
-                <w:b/>
-                <w:sz w:val="20"/>
-              </w:rPr>
               <w:t>:</w:t>
             </w:r>
             <w:r>
-              <w:rPr>
-                <w:rFonts w:ascii="Aptos" w:hAnsi="Aptos"/>
-                <w:b/>
-                <w:sz w:val="20"/>
-              </w:rPr>
-              <w:t xml:space="preserve"> </w:t>
-            </w:r>
-            <w:r>
-              <w:rPr>
-                <w:rFonts w:ascii="Aptos" w:hAnsi="Aptos"/>
-                <w:sz w:val="20"/>
-              </w:rPr>
-              <w:t xml:space="preserve">The system must keep each identity decision attached to the correct passage and confirm the exit </w:t>
-            </w:r>
-            <w:proofErr w:type="gramStart"/>
-            <w:r>
-              <w:rPr>
-                <w:rFonts w:ascii="Aptos" w:hAnsi="Aptos"/>
-                <w:sz w:val="20"/>
-              </w:rPr>
-              <w:t>actually taken</w:t>
-            </w:r>
-            <w:proofErr w:type="gramEnd"/>
-            <w:r>
-              <w:rPr>
-                <w:rFonts w:ascii="Aptos" w:hAnsi="Aptos"/>
-                <w:sz w:val="20"/>
-              </w:rPr>
-              <w:t>. A late reading or incorrect route could otherwise leave an apparently complete but false event record.</w:t>
+              <w:t xml:space="preserve"> The system must keep each identity decision attached to the correct passage and confirm the exit actually taken. A late reading or incorrect route could otherwise leave an apparently complete but false event record.</w:t>
             </w:r>
           </w:p>
           <w:p>
-            <w:pPr>
-              <w:keepLines/>
-              <w:spacing w:after="44" w:line="254" w:lineRule="auto"/>
-            </w:pPr>
-            <w:r>
-              <w:rPr>
-                <w:rFonts w:ascii="Aptos" w:hAnsi="Aptos"/>
-                <w:b/>
-                <w:sz w:val="20"/>
-              </w:rPr>
+            <w:r>
               <w:t>UR6</w:t>
             </w:r>
             <w:r>
-              <w:rPr>
-                <w:rFonts w:ascii="Aptos" w:hAnsi="Aptos"/>
-                <w:b/>
-                <w:sz w:val="20"/>
-              </w:rPr>
               <w:t>:</w:t>
             </w:r>
             <w:r>
-              <w:rPr>
-                <w:rFonts w:ascii="Aptos" w:hAnsi="Aptos"/>
-                <w:b/>
-                <w:sz w:val="20"/>
-              </w:rPr>
-              <w:t xml:space="preserve"> </w:t>
-            </w:r>
-            <w:r>
-              <w:rPr>
-                <w:rFonts w:ascii="Aptos" w:hAnsi="Aptos"/>
-                <w:sz w:val="20"/>
-              </w:rPr>
-              <w:t>The service must continue essential identity checks and preserve passage and exception records during network outages. Farm handling cannot depend on continuous connectivity, and lost records would prevent later review.</w:t>
+              <w:t xml:space="preserve"> The service must continue essential identity checks and preserve passage and exception records during network outages. Farm handling cannot depend on continuous connectivity, and lost records would prevent later review.</w:t>
             </w:r>
           </w:p>
           <w:p>
-            <w:pPr>
-              <w:keepLines/>
-              <w:spacing w:after="44" w:line="254" w:lineRule="auto"/>
-            </w:pPr>
-            <w:r>
-              <w:rPr>
-                <w:rFonts w:ascii="Aptos" w:hAnsi="Aptos"/>
-                <w:b/>
-                <w:sz w:val="20"/>
-              </w:rPr>
+            <w:r>
               <w:t>UR7</w:t>
             </w:r>
             <w:r>
-              <w:rPr>
-                <w:rFonts w:ascii="Aptos" w:hAnsi="Aptos"/>
-                <w:b/>
-                <w:sz w:val="20"/>
-              </w:rPr>
               <w:t xml:space="preserve">: </w:t>
             </w:r>
             <w:r>
-              <w:rPr>
-                <w:rFonts w:ascii="Aptos" w:hAnsi="Aptos"/>
-                <w:sz w:val="20"/>
-              </w:rPr>
               <w:t>The service must provide auditable identity, time, exception and route records while distinguishing internal passages from reportable cattle movements. Farmers need usable evidence without mistaking on-farm sorting for a statutory movement [8], [26].</w:t>
             </w:r>
           </w:p>
           <w:p>
-            <w:pPr>
-              <w:keepLines/>
-              <w:spacing w:after="44" w:line="254" w:lineRule="auto"/>
-            </w:pPr>
-            <w:r>
-              <w:rPr>
-                <w:rFonts w:ascii="Aptos" w:hAnsi="Aptos"/>
-                <w:b/>
-                <w:sz w:val="20"/>
-              </w:rPr>
+            <w:r>
               <w:t>UR8</w:t>
             </w:r>
             <w:r>
-              <w:rPr>
-                <w:rFonts w:ascii="Aptos" w:hAnsi="Aptos"/>
-                <w:b/>
-                <w:sz w:val="20"/>
-              </w:rPr>
               <w:t xml:space="preserve">: </w:t>
             </w:r>
-            <w:proofErr w:type="gramStart"/>
-            <w:r>
-              <w:rPr>
-                <w:rFonts w:ascii="Aptos" w:hAnsi="Aptos"/>
-                <w:sz w:val="20"/>
-              </w:rPr>
-              <w:t>he</w:t>
-            </w:r>
-            <w:proofErr w:type="gramEnd"/>
-            <w:r>
-              <w:rPr>
-                <w:rFonts w:ascii="Aptos" w:hAnsi="Aptos"/>
-                <w:sz w:val="20"/>
-              </w:rPr>
-              <w:t xml:space="preserve"> service must process 200 cattle within 90 minutes in the pilot, including repeated reads and reviews, without excessive queuing. Otherwise the checks would delay normal handling; Section 8 identifies per-head processing as a possible bottleneck.</w:t>
+            <w:r>
+              <w:t xml:space="preserve">he service must process 200 cattle within 90 minutes in the pilot, including repeated reads and reviews, without excessive queuing. Otherwise the checks would </w:t>
+            </w:r>
+            <w:r>
+              <w:lastRenderedPageBreak/>
+              <w:t>delay normal handling; Section 8 identifies per-head processing as a possible bottleneck.</w:t>
             </w:r>
           </w:p>
           <w:p>
-            <w:pPr>
-              <w:keepLines/>
-              <w:spacing w:after="44" w:line="254" w:lineRule="auto"/>
-            </w:pPr>
-            <w:r>
-              <w:rPr>
-                <w:rFonts w:ascii="Aptos" w:hAnsi="Aptos"/>
-                <w:b/>
-                <w:sz w:val="20"/>
-              </w:rPr>
+            <w:r>
               <w:t>UR9</w:t>
             </w:r>
             <w:r>
-              <w:rPr>
-                <w:rFonts w:ascii="Aptos" w:hAnsi="Aptos"/>
-                <w:b/>
-                <w:sz w:val="20"/>
-              </w:rPr>
               <w:t xml:space="preserve">: </w:t>
             </w:r>
             <w:r>
-              <w:rPr>
-                <w:rFonts w:ascii="Aptos" w:hAnsi="Aptos"/>
-                <w:sz w:val="20"/>
-              </w:rPr>
               <w:t>The system must remain dependable after routine cleaning and allow faults to be recognised and resolved without prolonged downtime in wet, dirty farm conditions. Frequent interruptions would make daily use impractical.</w:t>
             </w:r>
           </w:p>
           <w:p>
-            <w:pPr>
-              <w:keepLines/>
-              <w:spacing w:after="44" w:line="254" w:lineRule="auto"/>
-            </w:pPr>
-            <w:r>
-              <w:rPr>
-                <w:rFonts w:ascii="Aptos" w:hAnsi="Aptos"/>
-                <w:b/>
-                <w:sz w:val="20"/>
-              </w:rPr>
+            <w:r>
               <w:t>UR10</w:t>
             </w:r>
             <w:r>
-              <w:rPr>
-                <w:rFonts w:ascii="Aptos" w:hAnsi="Aptos"/>
-                <w:b/>
-                <w:sz w:val="20"/>
-              </w:rPr>
-              <w:t xml:space="preserve">: </w:t>
-            </w:r>
-            <w:r>
-              <w:rPr>
-                <w:rFonts w:ascii="Aptos" w:hAnsi="Aptos"/>
-                <w:bCs/>
-                <w:sz w:val="20"/>
-              </w:rPr>
-              <w:t>T</w:t>
-            </w:r>
-            <w:r>
-              <w:rPr>
-                <w:rFonts w:ascii="Aptos" w:hAnsi="Aptos"/>
-                <w:sz w:val="20"/>
-              </w:rPr>
+              <w:t>: T</w:t>
+            </w:r>
+            <w:r>
               <w:t>he installed product and ongoing service must provide a measurable net benefit relative to total ownership cost. Farms need to justify the investment through actual labour savings and operating costs, as Section 8 notes.</w:t>
             </w:r>
           </w:p>
@@ -2897,114 +2544,44 @@
             <w:tcW w:w="9016" w:type="dxa"/>
           </w:tcPr>
           <w:p>
-            <w:pPr>
-              <w:pStyle w:val="31"/>
-              <w:keepNext w:val="0"/>
-              <w:spacing w:before="120" w:after="60" w:line="240" w:lineRule="auto"/>
-            </w:pPr>
-            <w:r>
-              <w:rPr>
-                <w:rFonts w:ascii="Aptos" w:hAnsi="Aptos"/>
-                <w:b w:val="0"/>
-                <w:color w:val="000000"/>
-                <w:sz w:val="22"/>
-              </w:rPr>
+            <w:r>
               <w:t>10.1 Physical structure</w:t>
             </w:r>
           </w:p>
           <w:p>
-            <w:pPr>
-              <w:spacing w:after="66" w:line="254" w:lineRule="auto"/>
-            </w:pPr>
-            <w:r>
-              <w:rPr>
-                <w:rFonts w:ascii="Aptos" w:hAnsi="Aptos"/>
-                <w:color w:val="000000"/>
-                <w:sz w:val="20"/>
-              </w:rPr>
+            <w:r>
               <w:t>ID-Coo uses a single-file race: holding area → gate G0 → buffer A → gate G1 → detection section B → gate G2. Gate D then directs the cow either back to the herd or, through gate H, into the review pen (Figure 1). Both exits lead forward; D guides rather than pushes the animal.</w:t>
             </w:r>
           </w:p>
           <w:p>
-            <w:pPr>
-              <w:spacing w:after="66" w:line="254" w:lineRule="auto"/>
-            </w:pPr>
-            <w:r>
-              <w:rPr>
-                <w:rFonts w:ascii="Aptos" w:hAnsi="Aptos"/>
-                <w:color w:val="000000"/>
-                <w:sz w:val="20"/>
-              </w:rPr>
+            <w:r>
               <w:t>Version 1 has one buffer and one detection section. More upstream sections would add waiting space, not speed to the read-and-divert cycle, while adding gates and faults. Adjustable alleys about 526–800 mm wide, with 8 ft and 10 ft modules, indicate a structural envelope [16], [17]. A backing stop may help with reversal but cannot replace the separating gate.</w:t>
             </w:r>
           </w:p>
           <w:p>
-            <w:pPr>
-              <w:spacing w:after="66" w:line="254" w:lineRule="auto"/>
-            </w:pPr>
-            <w:r>
-              <w:rPr>
-                <w:rFonts w:ascii="Aptos" w:hAnsi="Aptos"/>
-                <w:color w:val="000000"/>
-                <w:sz w:val="20"/>
-              </w:rPr>
+            <w:r>
               <w:t>CIGR gives a 650–749 kg Holstein–Friesian cow a withers height of 1.44 m, body length of 1.75 m and chest width of 0.60 m [18]. A field study of 1,054 cows reports a mean withers height of 1.411 m and trunk length of 1.708 m [19]. These guide section length, clear width and antenna height. A farm survey must confirm final dimensions and gate swings; a standard module does not necessarily hold one cow. Other breeds require a fresh dimensional check.</w:t>
             </w:r>
           </w:p>
           <w:p>
-            <w:pPr>
-              <w:spacing w:after="66" w:line="254" w:lineRule="auto"/>
-            </w:pPr>
-            <w:r>
-              <w:rPr>
-                <w:rFonts w:ascii="Aptos" w:hAnsi="Aptos"/>
-                <w:color w:val="000000"/>
-                <w:sz w:val="20"/>
-              </w:rPr>
+            <w:r>
               <w:t>The race requires non-slip drainage, no sharp projections, guarded tracks and hinges, safe head and leg clearances, and continuous exit boundaries [20]. Staff operate from outside; head restraint is optional. (UR4, UR8, UR9)</w:t>
             </w:r>
           </w:p>
           <w:p>
-            <w:pPr>
-              <w:spacing w:after="66" w:line="254" w:lineRule="auto"/>
-            </w:pPr>
-            <w:r>
-              <w:rPr>
-                <w:rFonts w:ascii="Aptos" w:hAnsi="Aptos"/>
-                <w:color w:val="000000"/>
-                <w:sz w:val="20"/>
-              </w:rPr>
+            <w:r>
               <w:t>The review pen temporarily holds cows for manual identity checks; it is not for disease isolation. It needs an anti-return entrance, separate handling exit and outside operating space. Gate H closes only after the cow passes. A full pen or blocked branch stops intake.</w:t>
             </w:r>
           </w:p>
           <w:p>
-            <w:pPr>
-              <w:spacing w:after="66" w:line="254" w:lineRule="auto"/>
-              <w:jc w:val="center"/>
-            </w:pPr>
-            <w:r>
-              <w:rPr>
-                <w:rFonts w:ascii="Aptos" w:hAnsi="Aptos"/>
-                <w:color w:val="000000"/>
-                <w:sz w:val="20"/>
-              </w:rPr>
+            <w:r>
               <w:t>Capacity follows C ≥ λq × th + Cm (exception rate × handling interval + margin). Because this is an average-load relation, the pen also needs full-pen monitoring. The budget assumes reuse of an existing pen for roughly six cattle. CIGR generally recommends capacity for one parlour side but excepts sorting at the parlour exit. Holding pens should provide water, feed and lying space [18]; the site survey must confirm capacity and facilities.</w:t>
             </w:r>
             <w:r>
-              <w:rPr>
-                <w:rFonts w:ascii="Aptos" w:hAnsi="Aptos"/>
-                <w:color w:val="000000"/>
-                <w:sz w:val="20"/>
-              </w:rPr>
               <w:br/>
             </w:r>
             <w:r>
-              <w:rPr>
-                <w:rFonts w:ascii="Aptos" w:hAnsi="Aptos"/>
-                <w:noProof/>
-                <w:color w:val="000000"/>
-                <w:sz w:val="20"/>
-              </w:rPr>
+              <w:lastRenderedPageBreak/>
               <w:drawing>
                 <wp:inline distT="0" distB="0" distL="0" distR="0" wp14:anchorId="1FBE1744" wp14:editId="5A8F5701">
                   <wp:extent cx="5270606" cy="2778888"/>
@@ -3042,159 +2619,58 @@
               </w:drawing>
             </w:r>
             <w:r>
-              <w:rPr>
-                <w:rFonts w:ascii="Aptos" w:hAnsi="Aptos"/>
-                <w:color w:val="000000"/>
-                <w:sz w:val="18"/>
-              </w:rPr>
               <w:br/>
               <w:t>Figure 1 — Race and diversion functional layout</w:t>
             </w:r>
           </w:p>
           <w:p>
-            <w:pPr>
-              <w:pStyle w:val="31"/>
-              <w:keepNext w:val="0"/>
-              <w:spacing w:before="120" w:after="60" w:line="240" w:lineRule="auto"/>
-            </w:pPr>
-            <w:r>
-              <w:rPr>
-                <w:rFonts w:ascii="Aptos" w:hAnsi="Aptos"/>
-                <w:b w:val="0"/>
-                <w:color w:val="000000"/>
-                <w:sz w:val="22"/>
-              </w:rPr>
+            <w:r>
               <w:t>10.2 Sensing equipment and capability boundaries</w:t>
             </w:r>
           </w:p>
           <w:p>
-            <w:pPr>
-              <w:spacing w:after="66" w:line="254" w:lineRule="auto"/>
-            </w:pPr>
-            <w:r>
-              <w:rPr>
-                <w:rFonts w:ascii="Aptos" w:hAnsi="Aptos"/>
-                <w:color w:val="000000"/>
-                <w:sz w:val="20"/>
-              </w:rPr>
-              <w:t xml:space="preserve">An LF RFID reader scans LF EID tags where fitted using ISO 11784/11785, HDX and FDX-B. Cattle without an LF EID tag follow manual identity verification or an alternative workflow; an absent read </w:t>
-            </w:r>
-            <w:r>
-              <w:rPr>
-                <w:rFonts w:ascii="Aptos" w:hAnsi="Aptos"/>
-                <w:color w:val="000000"/>
-                <w:sz w:val="20"/>
-              </w:rPr>
-              <w:lastRenderedPageBreak/>
-              <w:t>alone does not diagnose tag damage [1]. Tru-Test XRP2/XRP2i is a functional reference; the final reader and antenna position outside B's head-and-ear zone depend on the site survey [4], [21].</w:t>
+            <w:r>
+              <w:t>An LF RFID reader scans LF EID tags where fitted using ISO 11784/11785, HDX and FDX-B. Cattle without an LF EID tag follow manual identity verification or an alternative workflow; an absent read alone does not diagnose tag damage [1]. Tru-Test XRP2/XRP2i is a functional reference; the final reader and antenna position outside B's head-and-ear zone depend on the site survey [4], [21].</w:t>
             </w:r>
           </w:p>
           <w:p>
-            <w:pPr>
-              <w:spacing w:after="66" w:line="254" w:lineRule="auto"/>
-            </w:pPr>
-            <w:r>
-              <w:rPr>
-                <w:rFonts w:ascii="Aptos" w:hAnsi="Aptos"/>
-                <w:color w:val="000000"/>
-                <w:sz w:val="20"/>
-              </w:rPr>
+            <w:r>
               <w:t>Six planned ultrasonic points (U-A, U-IN, U-B1, U-B2, U-N, U-Q) monitor occupancy and passage; top-down mounting is assessed first for U-B1/U-B2. Distance, d = c × Δt / 2, is compared with an empty-race baseline. Each point reports *empty*, *occupied* or *uncertain*. No echo, stale data or a fault means *uncertain*; one echo cannot prove that only one cow is present [22].</w:t>
             </w:r>
           </w:p>
           <w:p>
-            <w:pPr>
-              <w:spacing w:after="66" w:line="254" w:lineRule="auto"/>
-            </w:pPr>
-            <w:r>
-              <w:rPr>
-                <w:rFonts w:ascii="Aptos" w:hAnsi="Aptos"/>
-                <w:color w:val="000000"/>
-                <w:sz w:val="20"/>
-              </w:rPr>
+            <w:r>
               <w:t>Manufacturer-supported staggered transmission will be evaluated to limit crosstalk [23]. Six points are provisional; blind spots at entry or diversion require additional coverage.</w:t>
             </w:r>
           </w:p>
           <w:p>
-            <w:pPr>
-              <w:spacing w:after="66" w:line="254" w:lineRule="auto"/>
-            </w:pPr>
-            <w:r>
-              <w:rPr>
-                <w:rFonts w:ascii="Aptos" w:hAnsi="Aptos"/>
-                <w:color w:val="000000"/>
-                <w:sz w:val="20"/>
-              </w:rPr>
+            <w:r>
               <w:t>An antenna may read a neighbouring tag even when one cow occupies B. The trial must therefore establish read attribution rather than infer it from a closed gate (Section 10.7). Cracked but readable tags and missing non-electronic tags still need visual inspection. (UR1–UR3, UR9)</w:t>
             </w:r>
           </w:p>
           <w:p>
-            <w:pPr>
-              <w:pStyle w:val="31"/>
-              <w:keepNext w:val="0"/>
-              <w:spacing w:before="120" w:after="60" w:line="240" w:lineRule="auto"/>
-            </w:pPr>
-            <w:r>
-              <w:rPr>
-                <w:rFonts w:ascii="Aptos" w:hAnsi="Aptos"/>
-                <w:b w:val="0"/>
-                <w:color w:val="000000"/>
-                <w:sz w:val="22"/>
-              </w:rPr>
+            <w:r>
               <w:t>10.3 Control hardware, electrical and safety</w:t>
             </w:r>
           </w:p>
           <w:p>
-            <w:pPr>
-              <w:spacing w:after="66" w:line="254" w:lineRule="auto"/>
-            </w:pPr>
-            <w:r>
-              <w:rPr>
-                <w:rFonts w:ascii="Aptos" w:hAnsi="Aptos"/>
-                <w:color w:val="000000"/>
-                <w:sz w:val="20"/>
-              </w:rPr>
+            <w:r>
+              <w:lastRenderedPageBreak/>
               <w:t>Figure 2 shows functional interfaces, not construction wiring. Voltage, drive rating, cable protection and earthing depend on the chosen equipment and site. The PLC sends motion requests directly to the gate drives. Separately, safety-related control monitors risk-assessed protection devices and can stop or inhibit the drives independently; software and data interfaces cannot bypass it. Site-selected enclosures, connectors and cables must withstand wash-down, ingress and corrosion; operation is checked after routine cleaning. (UR9)</w:t>
             </w:r>
           </w:p>
           <w:p>
-            <w:pPr>
-              <w:spacing w:after="66" w:line="254" w:lineRule="auto"/>
-            </w:pPr>
-            <w:r>
-              <w:rPr>
-                <w:rFonts w:ascii="Aptos" w:hAnsi="Aptos"/>
-                <w:color w:val="000000"/>
-                <w:sz w:val="20"/>
-              </w:rPr>
+            <w:r>
               <w:t>Safety functions and required performance levels follow a site risk assessment using ISO 13849-1 [24]; no achieved level is claimed. Mechanical guards and validated obstruction responses protect the gates. Ultrasonic points alone cannot provide anti-pinch protection.</w:t>
             </w:r>
           </w:p>
           <w:p>
-            <w:pPr>
-              <w:spacing w:after="66" w:line="254" w:lineRule="auto"/>
-            </w:pPr>
-            <w:r>
-              <w:rPr>
-                <w:rFonts w:ascii="Aptos" w:hAnsi="Aptos"/>
-                <w:color w:val="000000"/>
-                <w:sz w:val="20"/>
-              </w:rPr>
+            <w:r>
               <w:t>On power loss, hazardous movement stops and each gate holds a defined state; a short backup saves the event and signals the fault. Staff can release cattle from outside. On restart, the controller verifies gate positions and occupancy rather than resuming interrupted motion. Training and inspection follow HSE guidance [25]. (UR4, UR5)</w:t>
             </w:r>
           </w:p>
           <w:p>
-            <w:pPr>
-              <w:spacing w:after="66" w:line="254" w:lineRule="auto"/>
-              <w:jc w:val="center"/>
-            </w:pPr>
-            <w:r>
-              <w:rPr>
-                <w:rFonts w:ascii="Aptos" w:hAnsi="Aptos"/>
-                <w:noProof/>
-                <w:color w:val="000000"/>
-                <w:sz w:val="20"/>
-              </w:rPr>
+            <w:r>
               <w:drawing>
                 <wp:inline distT="0" distB="0" distL="0" distR="0" wp14:anchorId="4809B042" wp14:editId="36BBA739">
                   <wp:extent cx="5353403" cy="3273624"/>
@@ -3232,233 +2708,92 @@
               </w:drawing>
             </w:r>
             <w:r>
-              <w:rPr>
-                <w:rFonts w:ascii="Aptos" w:hAnsi="Aptos"/>
-                <w:color w:val="000000"/>
-                <w:sz w:val="18"/>
-              </w:rPr>
               <w:br/>
               <w:t>Figure 2 — Functional control, safety and data interfaces</w:t>
             </w:r>
           </w:p>
           <w:p>
-            <w:pPr>
-              <w:pStyle w:val="31"/>
-              <w:keepNext w:val="0"/>
-              <w:spacing w:before="120" w:after="60" w:line="240" w:lineRule="auto"/>
-            </w:pPr>
-            <w:r>
-              <w:rPr>
-                <w:rFonts w:ascii="Aptos" w:hAnsi="Aptos"/>
-                <w:b w:val="0"/>
-                <w:color w:val="000000"/>
-                <w:sz w:val="22"/>
-              </w:rPr>
+            <w:r>
               <w:t>10.4 Control algorithm and diversion logic</w:t>
             </w:r>
           </w:p>
           <w:p>
-            <w:pPr>
-              <w:spacing w:after="66" w:line="254" w:lineRule="auto"/>
-            </w:pPr>
-            <w:r>
-              <w:rPr>
-                <w:rFonts w:ascii="Aptos" w:hAnsi="Aptos"/>
-                <w:color w:val="000000"/>
-                <w:sz w:val="20"/>
-              </w:rPr>
+            <w:r>
+              <w:lastRenderedPageBreak/>
               <w:t>A rule-based state machine handles each passage separately; version 1 needs no machine learning. Staff confirm one cow in A, after which the controller admits her to B, reads the tag, sets the exit and confirms the route taken.</w:t>
             </w:r>
           </w:p>
           <w:p>
-            <w:pPr>
-              <w:spacing w:after="66" w:line="254" w:lineRule="auto"/>
-            </w:pPr>
-            <w:r>
-              <w:rPr>
-                <w:rFonts w:ascii="Aptos" w:hAnsi="Aptos"/>
-                <w:color w:val="000000"/>
-                <w:sz w:val="20"/>
-              </w:rPr>
-              <w:lastRenderedPageBreak/>
+            <w:r>
               <w:t>Process interlocks keep G0/G1 and G1/G2 from opening together. Scanning requires both B gates closed, a cow in the read zone and no suspected follower. D must be positioned before G2 opens and cannot move while its path is occupied. Sensors and gate feedback confirm exit; a timer alone cannot.</w:t>
             </w:r>
           </w:p>
           <w:p>
-            <w:pPr>
-              <w:spacing w:after="66" w:line="254" w:lineRule="auto"/>
-            </w:pPr>
-            <w:r>
-              <w:rPr>
-                <w:rFonts w:ascii="Aptos" w:hAnsi="Aptos"/>
-                <w:color w:val="000000"/>
-                <w:sz w:val="20"/>
-              </w:rPr>
+            <w:r>
               <w:t>Late reads remain with their original event and cannot redirect the next cow. Process interlocks do not prove safe first entry, so version 1 retains staff confirmation and counts that time in its economics. Automatic entry requires prior validation of separation, anti-pinch protection and exception handling.</w:t>
             </w:r>
           </w:p>
           <w:p>
-            <w:pPr>
-              <w:spacing w:after="66" w:line="254" w:lineRule="auto"/>
-            </w:pPr>
-            <w:r>
-              <w:rPr>
-                <w:rFonts w:ascii="Aptos" w:hAnsi="Aptos"/>
-                <w:color w:val="000000"/>
-                <w:sz w:val="20"/>
-              </w:rPr>
+            <w:r>
               <w:t>An unread cow retains an event ID while in B. Uncertain mechanical state stops automatic diversion; consecutive no-reads trigger reader diagnostics before a whole group can be misdirected. (UR1–UR5)</w:t>
             </w:r>
           </w:p>
           <w:p>
-            <w:pPr>
-              <w:pStyle w:val="31"/>
-              <w:keepNext w:val="0"/>
-              <w:spacing w:before="120" w:after="60" w:line="240" w:lineRule="auto"/>
-            </w:pPr>
-            <w:r>
-              <w:rPr>
-                <w:rFonts w:ascii="Aptos" w:hAnsi="Aptos"/>
-                <w:b w:val="0"/>
-                <w:color w:val="000000"/>
-                <w:sz w:val="22"/>
-              </w:rPr>
+            <w:r>
               <w:t>10.5 Data, software and the farmer interface</w:t>
             </w:r>
           </w:p>
           <w:p>
-            <w:pPr>
-              <w:spacing w:after="66" w:line="254" w:lineRule="auto"/>
-            </w:pPr>
-            <w:r>
-              <w:rPr>
-                <w:rFonts w:ascii="Aptos" w:hAnsi="Aptos"/>
-                <w:color w:val="000000"/>
-                <w:sz w:val="20"/>
-              </w:rPr>
+            <w:r>
               <w:t>Each event records its ID, timing, occupancy and gate state, raw and de-duplicated reads, device status, decision reason, planned and actual exit, operator and edit history.</w:t>
             </w:r>
           </w:p>
           <w:p>
-            <w:pPr>
-              <w:spacing w:after="66" w:line="254" w:lineRule="auto"/>
-            </w:pPr>
-            <w:r>
-              <w:rPr>
-                <w:rFonts w:ascii="Aptos" w:hAnsi="Aptos"/>
-                <w:color w:val="000000"/>
-                <w:sz w:val="20"/>
-              </w:rPr>
+            <w:r>
               <w:t>Event ID and official identity remain separate. If no tag is read, identity stays blank until staff verify it; the original exception and later link remain auditable. If official visual identifiers also fail, staff follow the official procedure rather than invent a number.</w:t>
             </w:r>
           </w:p>
           <w:p>
-            <w:pPr>
-              <w:spacing w:after="66" w:line="254" w:lineRule="auto"/>
-            </w:pPr>
-            <w:r>
-              <w:rPr>
-                <w:rFonts w:ascii="Aptos" w:hAnsi="Aptos"/>
-                <w:color w:val="000000"/>
-                <w:sz w:val="20"/>
-              </w:rPr>
+            <w:r>
               <w:t>The farmer interface distinguishes electronically verified, pending identity review, equipment/race fault and manually resolved. It shows the active event, pen load, open cases and maintenance record, with access-controlled manual actions. A reader fault never appears as a damaged-tag diagnosis. (UR5–UR7)</w:t>
             </w:r>
           </w:p>
           <w:p>
-            <w:pPr>
-              <w:pStyle w:val="31"/>
-              <w:keepNext w:val="0"/>
-              <w:spacing w:before="120" w:after="60" w:line="240" w:lineRule="auto"/>
-            </w:pPr>
-            <w:r>
-              <w:rPr>
-                <w:rFonts w:ascii="Aptos" w:hAnsi="Aptos"/>
-                <w:b w:val="0"/>
-                <w:color w:val="000000"/>
-                <w:sz w:val="22"/>
-              </w:rPr>
+            <w:r>
               <w:t>10.6 LIS and farm-software interface</w:t>
             </w:r>
           </w:p>
           <w:p>
-            <w:pPr>
-              <w:spacing w:after="66" w:line="254" w:lineRule="auto"/>
-            </w:pPr>
-            <w:r>
-              <w:rPr>
-                <w:rFonts w:ascii="Aptos" w:hAnsi="Aptos"/>
-                <w:color w:val="000000"/>
-                <w:sz w:val="20"/>
-              </w:rPr>
-              <w:t>Version 1 stores records locally and exports them for audit; direct LIS access is not assumed. If specifications and authorisation become available, an adapter will separate internal passages from reportable movements, validate fields, retain submissions and receipts, prevent duplicates, and reconcile after outages [1], [8], [26].</w:t>
+            <w:r>
+              <w:t xml:space="preserve">Version 1 stores records locally and exports them for audit; direct LIS access is not assumed. If specifications and authorisation become available, an adapter will separate internal passages from reportable movements, validate fields, retain </w:t>
+            </w:r>
+            <w:r>
+              <w:lastRenderedPageBreak/>
+              <w:t>submissions and receipts, prevent duplicates, and reconcile after outages [1], [8], [26].</w:t>
             </w:r>
           </w:p>
           <w:p>
-            <w:pPr>
-              <w:spacing w:after="66" w:line="254" w:lineRule="auto"/>
-            </w:pPr>
-            <w:r>
-              <w:rPr>
-                <w:rFonts w:ascii="Aptos" w:hAnsi="Aptos"/>
-                <w:color w:val="000000"/>
-                <w:sz w:val="20"/>
-              </w:rPr>
+            <w:r>
               <w:t>The interface shows locally saved, pending, failed and receipt-confirmed states. Changes to official identity and statutory submissions require human approval. (UR6, UR7)</w:t>
             </w:r>
           </w:p>
           <w:p>
-            <w:pPr>
-              <w:pStyle w:val="31"/>
-              <w:keepNext w:val="0"/>
-              <w:spacing w:before="120" w:after="60" w:line="240" w:lineRule="auto"/>
-            </w:pPr>
-            <w:r>
-              <w:rPr>
-                <w:rFonts w:ascii="Aptos" w:hAnsi="Aptos"/>
-                <w:b w:val="0"/>
-                <w:color w:val="000000"/>
-                <w:sz w:val="22"/>
-              </w:rPr>
+            <w:r>
               <w:t>10.7 Pricing, throughput and validation</w:t>
             </w:r>
           </w:p>
           <w:p>
-            <w:pPr>
-              <w:spacing w:after="66" w:line="254" w:lineRule="auto"/>
-            </w:pPr>
-            <w:r>
-              <w:rPr>
-                <w:rFonts w:ascii="Aptos" w:hAnsi="Aptos"/>
-                <w:color w:val="000000"/>
-                <w:sz w:val="20"/>
-              </w:rPr>
+            <w:r>
               <w:t>The planned installed price is £18,500 excluding VAT and major civil works, plus £720/year service and an assumed £60/year electricity (Section 12). It assumes reuse of the existing race and review pen, while covering sensors, gates and safety equipment. Payback is recalculated using final quotations, service and energy costs, and measured net labour savings. (UR10)</w:t>
             </w:r>
           </w:p>
           <w:p>
-            <w:pPr>
-              <w:spacing w:after="66" w:line="254" w:lineRule="auto"/>
-            </w:pPr>
-            <w:r>
-              <w:rPr>
-                <w:rFonts w:ascii="Aptos" w:hAnsi="Aptos"/>
-                <w:color w:val="000000"/>
-                <w:sz w:val="20"/>
-              </w:rPr>
+            <w:r>
               <w:t>Target throughput is 150 head/hour (about 24 seconds per cow for entry, gates, reading and handling). The trial requires 200 cows in 90 minutes (about 133 head/hour), including retries and reviews. If unmet, the site or flow changes; safety checks do not. (UR8, UR10)</w:t>
             </w:r>
           </w:p>
           <w:p>
-            <w:pPr>
-              <w:spacing w:after="66" w:line="254" w:lineRule="auto"/>
-            </w:pPr>
-            <w:r>
-              <w:rPr>
-                <w:rFonts w:ascii="Aptos" w:hAnsi="Aptos"/>
-                <w:color w:val="000000"/>
-                <w:sz w:val="20"/>
-              </w:rPr>
+            <w:r>
               <w:t>Trials report confirmed-read accuracy against a provisional ≥99.5% target and coverage separately, plus wrong diversions, exceptions, actual versus planned exits, takeovers and net labour time. Repeated passages by one herd are not independent animals; zero observed errors is not zero risk. Safe separation, read attribution and release precede economic validation. (UR1–UR10)</w:t>
             </w:r>
           </w:p>
@@ -3895,52 +3230,29 @@
         <w:keepLines/>
         <w:spacing w:after="100" w:line="240" w:lineRule="auto"/>
         <w:ind w:left="461" w:hanging="461"/>
+        <w:rPr>
+          <w:sz w:val="18"/>
+        </w:rPr>
+      </w:pPr>
+      <w:r>
+        <w:rPr>
+          <w:sz w:val="18"/>
+        </w:rPr>
+        <w:t xml:space="preserve">[19] J. O. L. Cerqueira, J. P. P. Araújo, P. S. Vaz, J. Cantalapiedra, I. Blanco-Penedo, and J. J. R. Niza-Ribeiro, “Relationship </w:t>
+      </w:r>
+    </w:p>
+    <w:p>
+      <w:pPr>
+        <w:keepLines/>
+        <w:spacing w:after="100" w:line="240" w:lineRule="auto"/>
+        <w:ind w:left="461" w:hanging="461"/>
       </w:pPr>
       <w:r>
         <w:rPr>
           <w:sz w:val="18"/>
         </w:rPr>
         <w:lastRenderedPageBreak/>
-        <w:t>[19] J. O. L. Cerqueira, J. P. P. Araújo, P. S. Vaz, J. Cantalapiedra, I. Blanco-Penedo, and J. J. R. Niza-Ribeiro, “Relationship between zoometric measurements in Holstein-Friesian cow and cubicle size in dairy farms,” International Journal of Morphology, vol. 31, no. 1, pp. 55–63, 2013, doi: 10.4067/S0717-95022013000100008.</w:t>
-      </w:r>
-    </w:p>
-    <w:p>
-      <w:pPr>
-        <w:keepLines/>
-        <w:spacing w:after="100" w:line="240" w:lineRule="auto"/>
-        <w:ind w:left="461" w:hanging="461"/>
-      </w:pPr>
-      <w:r>
-        <w:rPr>
-          <w:sz w:val="18"/>
-        </w:rPr>
-        <w:t>[20] Department for Environment, Food and Rural Affairs, “Code of recommendations for the welfare of livestock: Cattle,” GOV.UK, Jan. 25, 2024. [Online]. Available: https://www.gov.uk/government/publications/code-of-recommendations-for-the-welfare-of-livestock-cattle/code-of-recommendations-for-the-welfare-of-livestock-cattle. Accessed: Oct. 15, 2026.</w:t>
-      </w:r>
-    </w:p>
-    <w:p>
-      <w:pPr>
-        <w:keepLines/>
-        <w:spacing w:after="100" w:line="240" w:lineRule="auto"/>
-        <w:ind w:left="461" w:hanging="461"/>
-      </w:pPr>
-      <w:r>
-        <w:rPr>
-          <w:sz w:val="18"/>
-        </w:rPr>
-        <w:t>[21] Tru-Test Datamars, “XRP2 panel reader and antenna,” n.d. [Online]. Available: https://us.tru-test.com/products/eid/xrp2-panel-reader-and-antennas. Accessed: Oct. 15, 2026.</w:t>
-      </w:r>
-    </w:p>
-    <w:p>
-      <w:pPr>
-        <w:keepLines/>
-        <w:spacing w:after="100" w:line="240" w:lineRule="auto"/>
-        <w:ind w:left="461" w:hanging="461"/>
-      </w:pPr>
-      <w:r>
-        <w:rPr>
-          <w:sz w:val="18"/>
-        </w:rPr>
-        <w:t>[22] Banner Engineering, “Ultrasonic sensors 101: Answers to your frequently asked questions,” n.d. [Online]. Available: https://www.bannerengineering.com/sg/en/company/expert-insights/ultrasonic-sensors-101.html. Accessed: Oct. 15, 2026.</w:t>
+        <w:t>engineering.com/sg/en/company/expert-insights/ultrasonic-sensors-101.html. Accessed: Oct. 15, 2026.</w:t>
       </w:r>
     </w:p>
     <w:p>

--- a/08_组员资料/成员4_Part4_交付/ID-Coo_报告提交框架_EN_R9完成_R10四页版.docx
+++ b/08_组员资料/成员4_Part4_交付/ID-Coo_报告提交框架_EN_R9完成_R10四页版.docx
@@ -2429,7 +2429,7 @@
               <w:t>:</w:t>
             </w:r>
             <w:r>
-              <w:t xml:space="preserve"> Staff must be able to operate, stop and take over the process without entering the cattle path. Cattle handling presents injury risks [25], so external control is needed for routine use.</w:t>
+              <w:t xml:space="preserve"> Staff must be able to operate, stop and take over the process without entering the cattle path. Cattle handling presents injury risks [24], so external control is needed for routine use.</w:t>
             </w:r>
           </w:p>
           <w:p>
@@ -2440,7 +2440,7 @@
               <w:t>:</w:t>
             </w:r>
             <w:r>
-              <w:t xml:space="preserve"> The system must keep each identity decision attached to the correct passage and confirm the exit actually taken. A late reading or incorrect route could otherwise leave an apparently complete but false event record.</w:t>
+              <w:t xml:space="preserve"> The system must confirm the exit actually taken and record each passage as one complete, truthful event. A late reading or an incorrect route must not leave an apparently complete but false event record.</w:t>
             </w:r>
           </w:p>
           <w:p>
@@ -2462,7 +2462,7 @@
               <w:t xml:space="preserve">: </w:t>
             </w:r>
             <w:r>
-              <w:t>The service must provide auditable identity, time, exception and route records while distinguishing internal passages from reportable cattle movements. Farmers need usable evidence without mistaking on-farm sorting for a statutory movement [8], [26].</w:t>
+              <w:t>The service must provide auditable identity, time, exception and route records while distinguishing internal passages from reportable cattle movements. Farmers need usable evidence without mistaking on-farm sorting for a statutory movement [8], [25].</w:t>
             </w:r>
           </w:p>
           <w:p>
@@ -2661,12 +2661,12 @@
           </w:p>
           <w:p>
             <w:r>
-              <w:t>Safety functions and required performance levels follow a site risk assessment using ISO 13849-1 [24]; no achieved level is claimed. Mechanical guards and validated obstruction responses protect the gates. Ultrasonic points alone cannot provide anti-pinch protection.</w:t>
+              <w:t>Safety functions and required performance levels follow a site risk assessment using general functional-safety methods; no achieved level is claimed. Mechanical guards and validated obstruction responses protect the gates. Ultrasonic points alone cannot provide anti-pinch protection.</w:t>
             </w:r>
           </w:p>
           <w:p>
             <w:r>
-              <w:t>On power loss, hazardous movement stops and each gate holds a defined state; a short backup saves the event and signals the fault. Staff can release cattle from outside. On restart, the controller verifies gate positions and occupancy rather than resuming interrupted motion. Training and inspection follow HSE guidance [25]. (UR4, UR5)</w:t>
+              <w:t>On power loss, hazardous movement stops and each gate holds a defined state; a short backup saves the event and signals the fault. Staff can release cattle from outside. On restart, the controller verifies gate positions and occupancy rather than resuming interrupted motion. Training and inspection follow HSE guidance [24]. (UR4, UR5)</w:t>
             </w:r>
           </w:p>
           <w:p>
@@ -2768,8 +2768,7 @@
               <w:t xml:space="preserve">Version 1 stores records locally and exports them for audit; direct LIS access is not assumed. If specifications and authorisation become available, an adapter will separate internal passages from reportable movements, validate fields, retain </w:t>
             </w:r>
             <w:r>
-              <w:lastRenderedPageBreak/>
-              <w:t>submissions and receipts, prevent duplicates, and reconcile after outages [1], [8], [26].</w:t>
+              <w:t>submissions and receipts, prevent duplicates, and reconcile after outages [1], [8], [25].</w:t>
             </w:r>
           </w:p>
           <w:p>
@@ -3278,7 +3277,7 @@
         <w:rPr>
           <w:sz w:val="18"/>
         </w:rPr>
-        <w:t>[24] International Organization for Standardization, “Safety of machinery—Safety-related parts of control systems—Part 1: General principles for design,” ISO 13849-1:2023, 2023. [Online]. Available: https://www.iso.org/standard/73481.html. Accessed: Oct. 15, 2026.</w:t>
+        <w:t>[24] Health and Safety Executive, “Livestock,” n.d. [Online]. Available: https://www.hse.gov.uk/agriculture/topics/livestock.htm. Accessed: Oct. 15, 2026.</w:t>
       </w:r>
     </w:p>
     <w:p>
@@ -3291,20 +3290,7 @@
         <w:rPr>
           <w:sz w:val="18"/>
         </w:rPr>
-        <w:t>[25] Health and Safety Executive, “Livestock,” n.d. [Online]. Available: https://www.hse.gov.uk/agriculture/topics/livestock.htm. Accessed: Oct. 15, 2026.</w:t>
-      </w:r>
-    </w:p>
-    <w:p>
-      <w:pPr>
-        <w:keepLines/>
-        <w:spacing w:after="100" w:line="240" w:lineRule="auto"/>
-        <w:ind w:left="461" w:hanging="461"/>
-      </w:pPr>
-      <w:r>
-        <w:rPr>
-          <w:sz w:val="18"/>
-        </w:rPr>
-        <w:t>[26] British Cattle Movement Service and Rural Payments Agency, “Keep a holding register for cattle to record births, movements and deaths,” GOV.UK, Jun. 28, 2023. [Online]. Available: https://www.gov.uk/guidance/keep-a-holding-register-for-cattle. Accessed: Oct. 15, 2026.</w:t>
+        <w:t>[25] British Cattle Movement Service and Rural Payments Agency, “Keep a holding register for cattle to record births, movements and deaths,” GOV.UK, Jun. 28, 2023. [Online]. Available: https://www.gov.uk/guidance/keep-a-holding-register-for-cattle. Accessed: Oct. 15, 2026.</w:t>
       </w:r>
     </w:p>
     <w:sectPr>

--- a/08_组员资料/成员4_Part4_交付/ID-Coo_报告提交框架_EN_R9完成_R10四页版.docx
+++ b/08_组员资料/成员4_Part4_交付/ID-Coo_报告提交框架_EN_R9完成_R10四页版.docx
@@ -2407,7 +2407,7 @@
               <w:t>:</w:t>
             </w:r>
             <w:r>
-              <w:t xml:space="preserve"> The system must leave unconfirmed identity unresolved and make the case available for safe staff review, pausing intake if review cannot continue. Tags can be lost or unreadable [3], [6]; a guessed identity would recreate the original record error.</w:t>
+              <w:t xml:space="preserve"> The system must never guess an identity. Where an identifier cannot be read or confirmed, the passage must be held as unconfirmed and passed to staff for review, pausing intake if that review cannot be completed safely. Tags can be lost or unreadable [3], [6]; a guess would repeat the very record error this system exists to remove.</w:t>
             </w:r>
           </w:p>
           <w:p>

--- a/08_组员资料/成员4_Part4_交付/ID-Coo_报告提交框架_EN_R9完成_R10四页版.docx
+++ b/08_组员资料/成员4_Part4_交付/ID-Coo_报告提交框架_EN_R9完成_R10四页版.docx
@@ -2555,7 +2555,7 @@
           </w:p>
           <w:p>
             <w:r>
-              <w:t>Version 1 has one buffer and one detection section. More upstream sections would add waiting space, not speed to the read-and-divert cycle, while adding gates and faults. Adjustable alleys about 526–800 mm wide, with 8 ft and 10 ft modules, indicate a structural envelope [16], [17]. A backing stop may help with reversal but cannot replace the separating gate.</w:t>
+              <w:t>ID-Coo has one buffer and one detection section. More upstream sections would add waiting space, not speed to the read-and-divert cycle, while adding gates and faults. Adjustable alleys about 526–800 mm wide, with 8 ft and 10 ft modules, indicate a structural envelope [16], [17]. A backing stop may help with reversal but cannot replace the separating gate.</w:t>
             </w:r>
           </w:p>
           <w:p>
@@ -2719,8 +2719,7 @@
           </w:p>
           <w:p>
             <w:r>
-              <w:lastRenderedPageBreak/>
-              <w:t>A rule-based state machine handles each passage separately; version 1 needs no machine learning. Staff confirm one cow in A, after which the controller admits her to B, reads the tag, sets the exit and confirms the route taken.</w:t>
+              <w:t>A rule-based state machine handles each passage separately; Version 1 needs no machine learning. Staff confirm one cow in A, after which the controller admits her to B, reads the tag, sets the exit and confirms the route taken.</w:t>
             </w:r>
           </w:p>
           <w:p>
@@ -2730,7 +2729,7 @@
           </w:p>
           <w:p>
             <w:r>
-              <w:t>Late reads remain with their original event and cannot redirect the next cow. Process interlocks do not prove safe first entry, so version 1 retains staff confirmation and counts that time in its economics. Automatic entry requires prior validation of separation, anti-pinch protection and exception handling.</w:t>
+              <w:t>Late reads remain with their original event and cannot redirect the next cow. Process interlocks do not prove safe first entry, so Version 1 retains staff confirmation and counts that time in its economics. Automatic entry requires prior validation of separation, anti-pinch protection and exception handling.</w:t>
             </w:r>
           </w:p>
           <w:p>
@@ -2750,7 +2749,7 @@
           </w:p>
           <w:p>
             <w:r>
-              <w:t>Event ID and official identity remain separate. If no tag is read, identity stays blank until staff verify it; the original exception and later link remain auditable. If official visual identifiers also fail, staff follow the official procedure rather than invent a number.</w:t>
+              <w:t>Event ID and official identity remain separate. If no tag is read, identity stays blank until staff verify it; the original exception and later link remain auditable. If official visual identifiers also fail, staff follow the official procedure, and no identity is entered without official confirmation.</w:t>
             </w:r>
           </w:p>
           <w:p>
@@ -2765,7 +2764,7 @@
           </w:p>
           <w:p>
             <w:r>
-              <w:t xml:space="preserve">Version 1 stores records locally and exports them for audit; direct LIS access is not assumed. If specifications and authorisation become available, an adapter will separate internal passages from reportable movements, validate fields, retain </w:t>
+              <w:t xml:space="preserve">ID-Coo stores records locally and exports them for audit; direct LIS access is not assumed. If specifications and authorisation become available, an adapter will separate internal passages from reportable movements, validate fields, retain </w:t>
             </w:r>
             <w:r>
               <w:t>submissions and receipts, prevent duplicates, and reconcile after outages [1], [8], [25].</w:t>
